--- a/RFTEX - примеры демо проектов/Поверка преобразователя давления/Протокол ADT761.docx
+++ b/RFTEX - примеры демо проектов/Поверка преобразователя давления/Протокол ADT761.docx
@@ -2,531 +2,6 @@
 <file path=word/document.xml><?xml version="1.0" encoding="utf-8"?>
 <w:document xmlns:wpc="http://schemas.microsoft.com/office/word/2010/wordprocessingCanvas" xmlns:cx="http://schemas.microsoft.com/office/drawing/2014/chartex" xmlns:cx1="http://schemas.microsoft.com/office/drawing/2015/9/8/chartex" xmlns:cx2="http://schemas.microsoft.com/office/drawing/2015/10/21/chartex" xmlns:cx3="http://schemas.microsoft.com/office/drawing/2016/5/9/chartex" xmlns:cx4="http://schemas.microsoft.com/office/drawing/2016/5/10/chartex" xmlns:cx5="http://schemas.microsoft.com/office/drawing/2016/5/11/chartex" xmlns:cx6="http://schemas.microsoft.com/office/drawing/2016/5/12/chartex" xmlns:cx7="http://schemas.microsoft.com/office/drawing/2016/5/13/chartex" xmlns:cx8="http://schemas.microsoft.com/office/drawing/2016/5/14/chartex" xmlns:mc="http://schemas.openxmlformats.org/markup-compatibility/2006" xmlns:aink="http://schemas.microsoft.com/office/drawing/2016/ink" xmlns:am3d="http://schemas.microsoft.com/office/drawing/2017/model3d" xmlns:o="urn:schemas-microsoft-com:office:office" xmlns:r="http://schemas.openxmlformats.org/officeDocument/2006/relationships" xmlns:m="http://schemas.openxmlformats.org/officeDocument/2006/math" xmlns:v="urn:schemas-microsoft-com:vml" xmlns:wp14="http://schemas.microsoft.com/office/word/2010/wordprocessingDrawing" xmlns:wp="http://schemas.openxmlformats.org/drawingml/2006/wordprocessingDrawing" xmlns:w10="urn:schemas-microsoft-com:office:word" xmlns:w="http://schemas.openxmlformats.org/wordprocessingml/2006/main" xmlns:w14="http://schemas.microsoft.com/office/word/2010/wordml" xmlns:w15="http://schemas.microsoft.com/office/word/2012/wordml" xmlns:w16cex="http://schemas.microsoft.com/office/word/2018/wordml/cex" xmlns:w16cid="http://schemas.microsoft.com/office/word/2016/wordml/cid" xmlns:w16="http://schemas.microsoft.com/office/word/2018/wordml" xmlns:w16sdtdh="http://schemas.microsoft.com/office/word/2020/wordml/sdtdatahash" xmlns:w16se="http://schemas.microsoft.com/office/word/2015/wordml/symex" xmlns:wpg="http://schemas.microsoft.com/office/word/2010/wordprocessingGroup" xmlns:wpi="http://schemas.microsoft.com/office/word/2010/wordprocessingInk" xmlns:wne="http://schemas.microsoft.com/office/word/2006/wordml" xmlns:wps="http://schemas.microsoft.com/office/word/2010/wordprocessingShape" mc:Ignorable="w14 w15 w16se w16cid w16 w16cex w16sdtdh wp14">
   <w:body>
-    <w:tbl>
-      <w:tblPr>
-        <w:tblStyle w:val="a5"/>
-        <w:tblW w:w="10510" w:type="dxa"/>
-        <w:tblBorders>
-          <w:insideH w:val="single" w:sz="6" w:space="0" w:color="auto"/>
-          <w:insideV w:val="single" w:sz="6" w:space="0" w:color="auto"/>
-        </w:tblBorders>
-        <w:tblLook w:val="04A0" w:firstRow="1" w:lastRow="0" w:firstColumn="1" w:lastColumn="0" w:noHBand="0" w:noVBand="1"/>
-      </w:tblPr>
-      <w:tblGrid>
-        <w:gridCol w:w="3256"/>
-        <w:gridCol w:w="7254"/>
-      </w:tblGrid>
-      <w:tr>
-        <w:trPr>
-          <w:trHeight w:val="699"/>
-        </w:trPr>
-        <w:tc>
-          <w:tcPr>
-            <w:tcW w:w="3256" w:type="dxa"/>
-          </w:tcPr>
-          <w:p>
-            <w:pPr>
-              <w:ind w:right="-57"/>
-              <w:rPr>
-                <w:sz w:val="18"/>
-                <w:szCs w:val="18"/>
-              </w:rPr>
-            </w:pPr>
-            <w:r>
-              <w:rPr>
-                <w:noProof/>
-              </w:rPr>
-              <w:drawing>
-                <wp:anchor distT="0" distB="0" distL="114300" distR="114300" simplePos="0" relativeHeight="251659264" behindDoc="0" locked="0" layoutInCell="1" allowOverlap="1" wp14:anchorId="72F99BE4" wp14:editId="5D571ED8">
-                  <wp:simplePos x="0" y="0"/>
-                  <wp:positionH relativeFrom="column">
-                    <wp:posOffset>423</wp:posOffset>
-                  </wp:positionH>
-                  <wp:positionV relativeFrom="paragraph">
-                    <wp:posOffset>1905</wp:posOffset>
-                  </wp:positionV>
-                  <wp:extent cx="1549527" cy="466725"/>
-                  <wp:effectExtent l="0" t="0" r="0" b="0"/>
-                  <wp:wrapThrough wrapText="bothSides">
-                    <wp:wrapPolygon edited="0">
-                      <wp:start x="0" y="0"/>
-                      <wp:lineTo x="0" y="20278"/>
-                      <wp:lineTo x="21246" y="20278"/>
-                      <wp:lineTo x="21246" y="0"/>
-                      <wp:lineTo x="0" y="0"/>
-                    </wp:wrapPolygon>
-                  </wp:wrapThrough>
-                  <wp:docPr id="3" name="Рисунок 3"/>
-                  <wp:cNvGraphicFramePr>
-                    <a:graphicFrameLocks xmlns:a="http://schemas.openxmlformats.org/drawingml/2006/main" noChangeAspect="1"/>
-                  </wp:cNvGraphicFramePr>
-                  <a:graphic xmlns:a="http://schemas.openxmlformats.org/drawingml/2006/main">
-                    <a:graphicData uri="http://schemas.openxmlformats.org/drawingml/2006/picture">
-                      <pic:pic xmlns:pic="http://schemas.openxmlformats.org/drawingml/2006/picture">
-                        <pic:nvPicPr>
-                          <pic:cNvPr id="0" name="Picture 1"/>
-                          <pic:cNvPicPr>
-                            <a:picLocks noChangeAspect="1" noChangeArrowheads="1"/>
-                          </pic:cNvPicPr>
-                        </pic:nvPicPr>
-                        <pic:blipFill>
-                          <a:blip r:embed="rId4" cstate="print">
-                            <a:extLst>
-                              <a:ext uri="{28A0092B-C50C-407E-A947-70E740481C1C}">
-                                <a14:useLocalDpi xmlns:a14="http://schemas.microsoft.com/office/drawing/2010/main" val="0"/>
-                              </a:ext>
-                            </a:extLst>
-                          </a:blip>
-                          <a:srcRect/>
-                          <a:stretch>
-                            <a:fillRect/>
-                          </a:stretch>
-                        </pic:blipFill>
-                        <pic:spPr bwMode="auto">
-                          <a:xfrm>
-                            <a:off x="0" y="0"/>
-                            <a:ext cx="1549527" cy="466725"/>
-                          </a:xfrm>
-                          <a:prstGeom prst="rect">
-                            <a:avLst/>
-                          </a:prstGeom>
-                          <a:noFill/>
-                          <a:ln>
-                            <a:noFill/>
-                          </a:ln>
-                        </pic:spPr>
-                      </pic:pic>
-                    </a:graphicData>
-                  </a:graphic>
-                  <wp14:sizeRelH relativeFrom="page">
-                    <wp14:pctWidth>0</wp14:pctWidth>
-                  </wp14:sizeRelH>
-                  <wp14:sizeRelV relativeFrom="page">
-                    <wp14:pctHeight>0</wp14:pctHeight>
-                  </wp14:sizeRelV>
-                </wp:anchor>
-              </w:drawing>
-            </w:r>
-          </w:p>
-        </w:tc>
-        <w:tc>
-          <w:tcPr>
-            <w:tcW w:w="7254" w:type="dxa"/>
-          </w:tcPr>
-          <w:p>
-            <w:pPr>
-              <w:ind w:right="-113"/>
-              <w:rPr>
-                <w:b/>
-                <w:sz w:val="18"/>
-                <w:szCs w:val="18"/>
-              </w:rPr>
-            </w:pPr>
-            <w:r>
-              <w:rPr>
-                <w:b/>
-                <w:sz w:val="18"/>
-                <w:szCs w:val="18"/>
-              </w:rPr>
-              <w:t xml:space="preserve">Головной офис компании </w:t>
-            </w:r>
-            <w:r>
-              <w:rPr>
-                <w:b/>
-                <w:sz w:val="18"/>
-                <w:szCs w:val="18"/>
-                <w:lang w:val="en-US"/>
-              </w:rPr>
-              <w:t>MOKO</w:t>
-            </w:r>
-          </w:p>
-          <w:p>
-            <w:pPr>
-              <w:ind w:right="-57"/>
-              <w:rPr>
-                <w:sz w:val="18"/>
-                <w:szCs w:val="18"/>
-              </w:rPr>
-            </w:pPr>
-            <w:r>
-              <w:rPr>
-                <w:sz w:val="18"/>
-                <w:szCs w:val="18"/>
-                <w:shd w:val="clear" w:color="auto" w:fill="FFFFFF"/>
-              </w:rPr>
-              <w:t>4-й переулок Кольцова 51, Минск, 220131</w:t>
-            </w:r>
-            <w:r>
-              <w:rPr>
-                <w:sz w:val="18"/>
-                <w:szCs w:val="18"/>
-              </w:rPr>
-              <w:t>, г. Минск, Республика Беларусь</w:t>
-            </w:r>
-          </w:p>
-          <w:p>
-            <w:pPr>
-              <w:contextualSpacing/>
-              <w:rPr>
-                <w:sz w:val="18"/>
-                <w:szCs w:val="18"/>
-                <w:lang w:val="en-US"/>
-              </w:rPr>
-            </w:pPr>
-            <w:r>
-              <w:rPr>
-                <w:sz w:val="18"/>
-                <w:szCs w:val="18"/>
-              </w:rPr>
-              <w:t>тел</w:t>
-            </w:r>
-            <w:r>
-              <w:rPr>
-                <w:sz w:val="18"/>
-                <w:szCs w:val="18"/>
-                <w:lang w:val="en-US"/>
-              </w:rPr>
-              <w:t xml:space="preserve">.: </w:t>
-            </w:r>
-            <w:r>
-              <w:rPr>
-                <w:sz w:val="18"/>
-                <w:szCs w:val="18"/>
-                <w:shd w:val="clear" w:color="auto" w:fill="FFFFFF"/>
-                <w:lang w:val="en-US"/>
-              </w:rPr>
-              <w:t>+375 (29) 610-55-55</w:t>
-            </w:r>
-            <w:r>
-              <w:rPr>
-                <w:sz w:val="18"/>
-                <w:szCs w:val="18"/>
-                <w:lang w:val="en-US"/>
-              </w:rPr>
-              <w:t xml:space="preserve">, </w:t>
-            </w:r>
-            <w:r>
-              <w:rPr>
-                <w:sz w:val="18"/>
-                <w:szCs w:val="18"/>
-                <w:lang w:val="en-US"/>
-              </w:rPr>
-              <w:t>E</w:t>
-            </w:r>
-            <w:r>
-              <w:rPr>
-                <w:sz w:val="18"/>
-                <w:szCs w:val="18"/>
-                <w:lang w:val="en-US"/>
-              </w:rPr>
-              <w:t>-</w:t>
-            </w:r>
-            <w:r>
-              <w:rPr>
-                <w:sz w:val="18"/>
-                <w:szCs w:val="18"/>
-                <w:lang w:val="en-US"/>
-              </w:rPr>
-              <w:t>mail</w:t>
-            </w:r>
-            <w:r>
-              <w:rPr>
-                <w:sz w:val="18"/>
-                <w:szCs w:val="18"/>
-                <w:lang w:val="en-US"/>
-              </w:rPr>
-              <w:t xml:space="preserve">: </w:t>
-            </w:r>
-            <w:r>
-              <w:rPr>
-                <w:sz w:val="18"/>
-                <w:szCs w:val="18"/>
-                <w:shd w:val="clear" w:color="auto" w:fill="FFFFFF"/>
-                <w:lang w:val="en-US"/>
-              </w:rPr>
-              <w:t>ceo@moko.by</w:t>
-            </w:r>
-          </w:p>
-        </w:tc>
-      </w:tr>
-    </w:tbl>
-    <w:p>
-      <w:pPr>
-        <w:contextualSpacing/>
-        <w:rPr>
-          <w:sz w:val="18"/>
-          <w:szCs w:val="18"/>
-          <w:lang w:val="en-US"/>
-        </w:rPr>
-      </w:pPr>
-    </w:p>
-    <w:tbl>
-      <w:tblPr>
-        <w:tblStyle w:val="a5"/>
-        <w:tblW w:w="10490" w:type="dxa"/>
-        <w:tblInd w:w="-5" w:type="dxa"/>
-        <w:tblBorders>
-          <w:insideH w:val="single" w:sz="6" w:space="0" w:color="auto"/>
-          <w:insideV w:val="single" w:sz="6" w:space="0" w:color="auto"/>
-        </w:tblBorders>
-        <w:tblLook w:val="04A0" w:firstRow="1" w:lastRow="0" w:firstColumn="1" w:lastColumn="0" w:noHBand="0" w:noVBand="1"/>
-      </w:tblPr>
-      <w:tblGrid>
-        <w:gridCol w:w="3261"/>
-        <w:gridCol w:w="7229"/>
-      </w:tblGrid>
-      <w:tr>
-        <w:trPr>
-          <w:trHeight w:val="774"/>
-        </w:trPr>
-        <w:tc>
-          <w:tcPr>
-            <w:tcW w:w="3261" w:type="dxa"/>
-          </w:tcPr>
-          <w:p>
-            <w:pPr>
-              <w:rPr>
-                <w:lang w:val="en-US"/>
-              </w:rPr>
-            </w:pPr>
-            <w:r>
-              <w:rPr>
-                <w:noProof/>
-              </w:rPr>
-              <w:drawing>
-                <wp:anchor distT="0" distB="0" distL="114300" distR="114300" simplePos="0" relativeHeight="251658240" behindDoc="0" locked="0" layoutInCell="1" allowOverlap="1" wp14:anchorId="1DB34C92" wp14:editId="4C1B781A">
-                  <wp:simplePos x="0" y="0"/>
-                  <wp:positionH relativeFrom="column">
-                    <wp:posOffset>13970</wp:posOffset>
-                  </wp:positionH>
-                  <wp:positionV relativeFrom="paragraph">
-                    <wp:posOffset>15240</wp:posOffset>
-                  </wp:positionV>
-                  <wp:extent cx="1549400" cy="466725"/>
-                  <wp:effectExtent l="0" t="0" r="0" b="2540"/>
-                  <wp:wrapThrough wrapText="bothSides">
-                    <wp:wrapPolygon edited="0">
-                      <wp:start x="0" y="0"/>
-                      <wp:lineTo x="0" y="20278"/>
-                      <wp:lineTo x="21246" y="20278"/>
-                      <wp:lineTo x="21246" y="0"/>
-                      <wp:lineTo x="0" y="0"/>
-                    </wp:wrapPolygon>
-                  </wp:wrapThrough>
-                  <wp:docPr id="6" name="Рисунок 6"/>
-                  <wp:cNvGraphicFramePr>
-                    <a:graphicFrameLocks xmlns:a="http://schemas.openxmlformats.org/drawingml/2006/main" noChangeAspect="1"/>
-                  </wp:cNvGraphicFramePr>
-                  <a:graphic xmlns:a="http://schemas.openxmlformats.org/drawingml/2006/main">
-                    <a:graphicData uri="http://schemas.openxmlformats.org/drawingml/2006/picture">
-                      <pic:pic xmlns:pic="http://schemas.openxmlformats.org/drawingml/2006/picture">
-                        <pic:nvPicPr>
-                          <pic:cNvPr id="0" name="Picture 1"/>
-                          <pic:cNvPicPr>
-                            <a:picLocks noChangeAspect="1" noChangeArrowheads="1"/>
-                          </pic:cNvPicPr>
-                        </pic:nvPicPr>
-                        <pic:blipFill>
-                          <a:blip r:embed="rId4" cstate="print">
-                            <a:extLst>
-                              <a:ext uri="{28A0092B-C50C-407E-A947-70E740481C1C}">
-                                <a14:useLocalDpi xmlns:a14="http://schemas.microsoft.com/office/drawing/2010/main" val="0"/>
-                              </a:ext>
-                            </a:extLst>
-                          </a:blip>
-                          <a:srcRect/>
-                          <a:stretch>
-                            <a:fillRect/>
-                          </a:stretch>
-                        </pic:blipFill>
-                        <pic:spPr bwMode="auto">
-                          <a:xfrm>
-                            <a:off x="0" y="0"/>
-                            <a:ext cx="1549400" cy="466725"/>
-                          </a:xfrm>
-                          <a:prstGeom prst="rect">
-                            <a:avLst/>
-                          </a:prstGeom>
-                          <a:noFill/>
-                          <a:ln>
-                            <a:noFill/>
-                          </a:ln>
-                        </pic:spPr>
-                      </pic:pic>
-                    </a:graphicData>
-                  </a:graphic>
-                  <wp14:sizeRelH relativeFrom="page">
-                    <wp14:pctWidth>0</wp14:pctWidth>
-                  </wp14:sizeRelH>
-                  <wp14:sizeRelV relativeFrom="page">
-                    <wp14:pctHeight>0</wp14:pctHeight>
-                  </wp14:sizeRelV>
-                </wp:anchor>
-              </w:drawing>
-            </w:r>
-          </w:p>
-          <w:p>
-            <w:pPr>
-              <w:jc w:val="both"/>
-              <w:rPr>
-                <w:sz w:val="18"/>
-                <w:szCs w:val="18"/>
-                <w:lang w:val="en-US"/>
-              </w:rPr>
-            </w:pPr>
-          </w:p>
-        </w:tc>
-        <w:tc>
-          <w:tcPr>
-            <w:tcW w:w="7229" w:type="dxa"/>
-          </w:tcPr>
-          <w:p>
-            <w:pPr>
-              <w:pStyle w:val="a6"/>
-              <w:spacing w:line="240" w:lineRule="auto"/>
-              <w:ind w:right="-78" w:firstLine="0"/>
-              <w:jc w:val="left"/>
-              <w:rPr>
-                <w:sz w:val="18"/>
-                <w:szCs w:val="18"/>
-              </w:rPr>
-            </w:pPr>
-            <w:r>
-              <w:rPr>
-                <w:sz w:val="18"/>
-                <w:szCs w:val="18"/>
-              </w:rPr>
-              <w:t xml:space="preserve">Филиал компании </w:t>
-            </w:r>
-            <w:r>
-              <w:rPr>
-                <w:sz w:val="18"/>
-                <w:szCs w:val="18"/>
-                <w:lang w:val="en-US"/>
-              </w:rPr>
-              <w:t>MOKO</w:t>
-            </w:r>
-          </w:p>
-          <w:p>
-            <w:pPr>
-              <w:ind w:right="-57"/>
-              <w:rPr>
-                <w:sz w:val="18"/>
-                <w:szCs w:val="18"/>
-              </w:rPr>
-            </w:pPr>
-            <w:r>
-              <w:rPr>
-                <w:sz w:val="18"/>
-                <w:szCs w:val="18"/>
-                <w:shd w:val="clear" w:color="auto" w:fill="FFFFFF"/>
-              </w:rPr>
-              <w:t>Варшавское ш., 47, корп. 4, Москва, 115230</w:t>
-            </w:r>
-            <w:r>
-              <w:rPr>
-                <w:sz w:val="18"/>
-                <w:szCs w:val="18"/>
-              </w:rPr>
-              <w:t xml:space="preserve">, г. </w:t>
-            </w:r>
-            <w:r>
-              <w:rPr>
-                <w:sz w:val="18"/>
-                <w:szCs w:val="18"/>
-              </w:rPr>
-              <w:t>Москва</w:t>
-            </w:r>
-            <w:r>
-              <w:rPr>
-                <w:sz w:val="18"/>
-                <w:szCs w:val="18"/>
-              </w:rPr>
-              <w:t xml:space="preserve">, </w:t>
-            </w:r>
-            <w:r>
-              <w:rPr>
-                <w:sz w:val="18"/>
-                <w:szCs w:val="18"/>
-              </w:rPr>
-              <w:t>Российская федерация</w:t>
-            </w:r>
-          </w:p>
-          <w:p>
-            <w:pPr>
-              <w:ind w:right="-57"/>
-              <w:rPr>
-                <w:color w:val="0000FF"/>
-                <w:sz w:val="18"/>
-                <w:szCs w:val="18"/>
-                <w:u w:val="single"/>
-              </w:rPr>
-            </w:pPr>
-            <w:r>
-              <w:rPr>
-                <w:sz w:val="18"/>
-                <w:szCs w:val="18"/>
-              </w:rPr>
-              <w:t xml:space="preserve"> тел. </w:t>
-            </w:r>
-            <w:r>
-              <w:rPr>
-                <w:sz w:val="18"/>
-                <w:szCs w:val="18"/>
-                <w:shd w:val="clear" w:color="auto" w:fill="FFFFFF"/>
-              </w:rPr>
-              <w:t>+7 (903) 293-41-65</w:t>
-            </w:r>
-            <w:r>
-              <w:rPr>
-                <w:sz w:val="18"/>
-                <w:szCs w:val="18"/>
-              </w:rPr>
-              <w:t xml:space="preserve">, </w:t>
-            </w:r>
-            <w:r>
-              <w:rPr>
-                <w:sz w:val="18"/>
-                <w:szCs w:val="18"/>
-                <w:lang w:val="en-US"/>
-              </w:rPr>
-              <w:t>E</w:t>
-            </w:r>
-            <w:r>
-              <w:rPr>
-                <w:sz w:val="18"/>
-                <w:szCs w:val="18"/>
-              </w:rPr>
-              <w:t>-</w:t>
-            </w:r>
-            <w:r>
-              <w:rPr>
-                <w:sz w:val="18"/>
-                <w:szCs w:val="18"/>
-                <w:lang w:val="en-US"/>
-              </w:rPr>
-              <w:t>mail</w:t>
-            </w:r>
-            <w:r>
-              <w:rPr>
-                <w:rStyle w:val="a8"/>
-                <w:sz w:val="18"/>
-                <w:szCs w:val="18"/>
-              </w:rPr>
-              <w:t xml:space="preserve">: </w:t>
-            </w:r>
-            <w:r>
-              <w:rPr>
-                <w:sz w:val="18"/>
-                <w:szCs w:val="18"/>
-                <w:shd w:val="clear" w:color="auto" w:fill="FFFFFF"/>
-              </w:rPr>
-              <w:t>coo@moko.by</w:t>
-            </w:r>
-          </w:p>
-        </w:tc>
-      </w:tr>
-    </w:tbl>
     <w:p>
       <w:pPr>
         <w:ind w:firstLine="709"/>
@@ -541,7 +16,10 @@
         </w:rPr>
       </w:pPr>
       <w:r>
-        <w:t>Протокол №</w:t>
+        <w:t xml:space="preserve">ПРОТОКОЛ </w:t>
+      </w:r>
+      <w:r>
+        <w:t>№</w:t>
       </w:r>
       <w:bookmarkStart w:id="0" w:name="ProtocolNumber"/>
       <w:r>
@@ -567,11 +45,7 @@
         <w:t>«</w:t>
       </w:r>
       <w:r>
-        <w:t>____</w:t>
-      </w:r>
-      <w:proofErr w:type="gramStart"/>
-      <w:r>
-        <w:t>_</w:t>
+        <w:t>_____</w:t>
       </w:r>
       <w:r>
         <w:t>»</w:t>
@@ -590,14 +64,19 @@
       <w:r>
         <w:t>г.</w:t>
       </w:r>
-      <w:proofErr w:type="gramEnd"/>
     </w:p>
     <w:p>
       <w:pPr>
         <w:jc w:val="center"/>
       </w:pPr>
       <w:r>
-        <w:t xml:space="preserve">поверки манометра </w:t>
+        <w:t>поверки манометра</w:t>
+      </w:r>
+      <w:r>
+        <w:t>,</w:t>
+      </w:r>
+      <w:r>
+        <w:t xml:space="preserve"> </w:t>
       </w:r>
       <w:r>
         <w:t>показывающе</w:t>
@@ -605,6 +84,11 @@
       <w:r>
         <w:t>го</w:t>
       </w:r>
+    </w:p>
+    <w:p>
+      <w:pPr>
+        <w:jc w:val="center"/>
+      </w:pPr>
     </w:p>
     <w:p>
       <w:pPr>
@@ -654,15 +138,7 @@
         <w:t xml:space="preserve">       </w:t>
       </w:r>
       <w:r>
-        <w:t xml:space="preserve">   </w:t>
-      </w:r>
-      <w:proofErr w:type="spellStart"/>
-      <w:r>
-        <w:t>кл.т</w:t>
-      </w:r>
-      <w:proofErr w:type="spellEnd"/>
-      <w:r>
-        <w:t>.</w:t>
+        <w:t xml:space="preserve">   кл.т.</w:t>
       </w:r>
       <w:r>
         <w:t xml:space="preserve"> </w:t>
@@ -691,11 +167,7 @@
       </w:r>
       <w:bookmarkStart w:id="9" w:name="PermissibleError"/>
       <w:r>
-        <w:t>________</w:t>
-      </w:r>
-      <w:proofErr w:type="gramStart"/>
-      <w:r>
-        <w:t>_</w:t>
+        <w:t>_________</w:t>
       </w:r>
       <w:bookmarkEnd w:id="9"/>
       <w:r>
@@ -706,20 +178,11 @@
       <w:r>
         <w:t>;</w:t>
       </w:r>
-      <w:proofErr w:type="gramEnd"/>
       <w:r>
         <w:t xml:space="preserve"> </w:t>
       </w:r>
       <w:r>
-        <w:t xml:space="preserve">цена деления: </w:t>
-      </w:r>
-      <w:proofErr w:type="spellStart"/>
-      <w:r>
-        <w:t>ц.д</w:t>
-      </w:r>
-      <w:proofErr w:type="spellEnd"/>
-      <w:r>
-        <w:t xml:space="preserve">. </w:t>
+        <w:t xml:space="preserve">цена деления: ц.д. </w:t>
       </w:r>
       <w:bookmarkStart w:id="11" w:name="ValueofDivision"/>
       <w:r>
@@ -1647,14 +1110,9 @@
     <w:bookmarkEnd w:id="21"/>
     <w:p>
       <w:r>
-        <w:t xml:space="preserve">Наибольшая абсолютная </w:t>
-      </w:r>
-      <w:proofErr w:type="gramStart"/>
-      <w:r>
-        <w:t>погрешность  _</w:t>
+        <w:t>Наибольшая абсолютная погрешность  _</w:t>
       </w:r>
       <w:bookmarkStart w:id="22" w:name="MaxErr"/>
-      <w:proofErr w:type="gramEnd"/>
       <w:r>
         <w:t>________</w:t>
       </w:r>
@@ -1670,15 +1128,7 @@
     </w:p>
     <w:p>
       <w:r>
-        <w:t xml:space="preserve">При допускаемой абсолютной </w:t>
-      </w:r>
-      <w:proofErr w:type="gramStart"/>
-      <w:r>
-        <w:t>погрешности  ±</w:t>
-      </w:r>
-      <w:proofErr w:type="gramEnd"/>
-      <w:r>
-        <w:t xml:space="preserve"> </w:t>
+        <w:t xml:space="preserve">При допускаемой абсолютной погрешности  ± </w:t>
       </w:r>
       <w:bookmarkStart w:id="24" w:name="PermissibleErr"/>
       <w:r>
@@ -1721,15 +1171,7 @@
     <w:p/>
     <w:p>
       <w:r>
-        <w:t xml:space="preserve">Поверку </w:t>
-      </w:r>
-      <w:proofErr w:type="gramStart"/>
-      <w:r>
-        <w:t xml:space="preserve">провел:   </w:t>
-      </w:r>
-      <w:proofErr w:type="gramEnd"/>
-      <w:r>
-        <w:t xml:space="preserve"> </w:t>
+        <w:t xml:space="preserve">Поверку провел:    </w:t>
       </w:r>
       <w:r>
         <w:t xml:space="preserve">  </w:t>
@@ -1785,23 +1227,7 @@
           <w:sz w:val="16"/>
           <w:szCs w:val="16"/>
         </w:rPr>
-        <w:t>(</w:t>
-      </w:r>
-      <w:proofErr w:type="gramStart"/>
-      <w:r>
-        <w:rPr>
-          <w:sz w:val="16"/>
-          <w:szCs w:val="16"/>
-        </w:rPr>
-        <w:t xml:space="preserve">подпись)   </w:t>
-      </w:r>
-      <w:proofErr w:type="gramEnd"/>
-      <w:r>
-        <w:rPr>
-          <w:sz w:val="16"/>
-          <w:szCs w:val="16"/>
-        </w:rPr>
-        <w:t xml:space="preserve">      </w:t>
+        <w:t xml:space="preserve">(подпись)         </w:t>
       </w:r>
       <w:r>
         <w:rPr>
